--- a/Informe_Presupuesto_2027_Sercotel_Guadiana.docx
+++ b/Informe_Presupuesto_2027_Sercotel_Guadiana.docx
@@ -14846,7 +14846,7 @@
           <w:sz w:val="26"/>
           <w:szCs w:val="26"/>
         </w:rPr>
-        <w:t xml:space="preserve">6. MODELIZACIÓN Y ESTRATEGIA DEL SEGMENTO GRUPOS</w:t>
+        <w:t xml:space="preserve">6. MODELIZACIÓN Y ESTRATEGIA DEL SEGMENTO GRUPOS: COTIZACIÓN PRINCIPALMENTE DINÁMICA</w:t>
       </w:r>
     </w:p>
     <w:p>
@@ -14862,7 +14862,45 @@
           <w:sz w:val="20"/>
           <w:szCs w:val="20"/>
         </w:rPr>
-        <w:t xml:space="preserve">Para que el hotel alcance los 1,57 M€ sin canibalizar ingresos individuales, el segmento </w:t>
+        <w:t xml:space="preserve">Fruto del proceso de modernización tecnológica y de la implantación de la nueva disciplina de Revenue Management compartida con el Hotel Cumbria, </w:t>
+      </w:r>
+      <w:r>
+        <w:rPr>
+          <w:rFonts w:ascii="Calibri" w:cs="Calibri" w:eastAsia="Calibri" w:hAnsi="Calibri"/>
+          <w:b/>
+          <w:bCs/>
+          <w:color w:val="0F172A"/>
+          <w:sz w:val="20"/>
+          <w:szCs w:val="20"/>
+        </w:rPr>
+        <w:t xml:space="preserve">la tarifa del segmento grupos será PRINCIPALMENTE DINÁMICA</w:t>
+      </w:r>
+      <w:r>
+        <w:rPr>
+          <w:rFonts w:ascii="Calibri" w:cs="Calibri" w:eastAsia="Calibri" w:hAnsi="Calibri"/>
+          <w:b w:val="false"/>
+          <w:bCs w:val="false"/>
+          <w:color w:val="334155"/>
+          <w:sz w:val="20"/>
+          <w:szCs w:val="20"/>
+        </w:rPr>
+        <w:t xml:space="preserve">.</w:t>
+      </w:r>
+    </w:p>
+    <w:p>
+      <w:pPr>
+        <w:spacing w:after="60" w:before="60"/>
+      </w:pPr>
+      <w:r>
+        <w:rPr>
+          <w:rFonts w:ascii="Calibri" w:cs="Calibri" w:eastAsia="Calibri" w:hAnsi="Calibri"/>
+          <w:b w:val="false"/>
+          <w:bCs w:val="false"/>
+          <w:color w:val="334155"/>
+          <w:sz w:val="20"/>
+          <w:szCs w:val="20"/>
+        </w:rPr>
+        <w:t xml:space="preserve">Se abandonan de forma definitiva los acuerdos a tarifas planas o estáticas del pasado. A partir de 2027, toda cotización para grupos se tarifica de manera dinámica e indexada a la ocupación proyectada, a la curva de reserva y a los tramos de precio del cliente individual. Esta estrategia permite rentabilizar al máximo los periodos valle y proteger el RevPAR en fechas punta, asegurando que el segmento </w:t>
       </w:r>
       <w:r>
         <w:rPr>
@@ -14884,7 +14922,7 @@
           <w:sz w:val="20"/>
           <w:szCs w:val="20"/>
         </w:rPr>
-        <w:t xml:space="preserve"> se planifica con una cuota anual del </w:t>
+        <w:t xml:space="preserve"> aporte una cuota anual controlada del </w:t>
       </w:r>
       <w:r>
         <w:rPr>
@@ -14950,7 +14988,29 @@
           <w:sz w:val="20"/>
           <w:szCs w:val="20"/>
         </w:rPr>
-        <w:t xml:space="preserve"> de facturación):</w:t>
+        <w:t xml:space="preserve"> de facturación a un ADR ponderado de </w:t>
+      </w:r>
+      <w:r>
+        <w:rPr>
+          <w:rFonts w:ascii="Calibri" w:cs="Calibri" w:eastAsia="Calibri" w:hAnsi="Calibri"/>
+          <w:b/>
+          <w:bCs/>
+          <w:color w:val="0F172A"/>
+          <w:sz w:val="20"/>
+          <w:szCs w:val="20"/>
+        </w:rPr>
+        <w:t xml:space="preserve">65,11 €</w:t>
+      </w:r>
+      <w:r>
+        <w:rPr>
+          <w:rFonts w:ascii="Calibri" w:cs="Calibri" w:eastAsia="Calibri" w:hAnsi="Calibri"/>
+          <w:b w:val="false"/>
+          <w:bCs w:val="false"/>
+          <w:color w:val="334155"/>
+          <w:sz w:val="20"/>
+          <w:szCs w:val="20"/>
+        </w:rPr>
+        <w:t xml:space="preserve">):</w:t>
       </w:r>
     </w:p>
     <w:p>
@@ -15488,7 +15548,7 @@
                 <w:sz w:val="17"/>
                 <w:szCs w:val="17"/>
               </w:rPr>
-              <w:t xml:space="preserve">Relleno base: Grupos deportivos / circuitos de invierno.</w:t>
+              <w:t xml:space="preserve">Relleno base: Grupos deportivos / circuitos de invierno con tarifa dinámica valle.</w:t>
             </w:r>
           </w:p>
         </w:tc>
@@ -15739,7 +15799,7 @@
                 <w:sz w:val="17"/>
                 <w:szCs w:val="17"/>
               </w:rPr>
-              <w:t xml:space="preserve">Ocupación valle: Culturales y escapadas.</w:t>
+              <w:t xml:space="preserve">Ocupación valle: Culturales y escapadas indexadas a demanda.</w:t>
             </w:r>
           </w:p>
         </w:tc>
@@ -15990,7 +16050,7 @@
                 <w:sz w:val="17"/>
                 <w:szCs w:val="17"/>
               </w:rPr>
-              <w:t xml:space="preserve">Filtro tarifario: Solo grupos con tarifa media alta.</w:t>
+              <w:t xml:space="preserve">Filtro tarifario: Cotización dinámica con suelo elevado.</w:t>
             </w:r>
           </w:p>
         </w:tc>
@@ -16241,7 +16301,7 @@
                 <w:sz w:val="17"/>
                 <w:szCs w:val="17"/>
               </w:rPr>
-              <w:t xml:space="preserve">Semana Santa / Puentes: Cupos limitados a tarifa premium.</w:t>
+              <w:t xml:space="preserve">Semana Santa / Puentes: Cupos controlados a precio dinámico premium.</w:t>
             </w:r>
           </w:p>
         </w:tc>
@@ -16492,7 +16552,7 @@
                 <w:sz w:val="17"/>
                 <w:szCs w:val="17"/>
               </w:rPr>
-              <w:t xml:space="preserve">Selectividad: Grupos de paso solo si no desplazan individual.</w:t>
+              <w:t xml:space="preserve">Selectividad: Grupos admitidos solo a precio medio dinámico de temporada alta.</w:t>
             </w:r>
           </w:p>
         </w:tc>
@@ -16743,7 +16803,7 @@
                 <w:sz w:val="17"/>
                 <w:szCs w:val="17"/>
               </w:rPr>
-              <w:t xml:space="preserve">Cierre escolar/asociativo: Tarifa controlada.</w:t>
+              <w:t xml:space="preserve">Cierre escolar/asociativo: Tarifa dinámica con yield activo.</w:t>
             </w:r>
           </w:p>
         </w:tc>
@@ -17245,7 +17305,7 @@
                 <w:sz w:val="17"/>
                 <w:szCs w:val="17"/>
               </w:rPr>
-              <w:t xml:space="preserve">Volumen veraniego: Ocupación familiar/grupos.</w:t>
+              <w:t xml:space="preserve">Volumen veraniego: Ocupación familiar y grupos a tarifa dinámica competitiva.</w:t>
             </w:r>
           </w:p>
         </w:tc>
@@ -17496,7 +17556,7 @@
                 <w:sz w:val="17"/>
                 <w:szCs w:val="17"/>
               </w:rPr>
-              <w:t xml:space="preserve">Contención: Priorizar corporativo individual sobre grupos.</w:t>
+              <w:t xml:space="preserve">Contención: Tarifa dinámica alta para no desplazar corporativo directo.</w:t>
             </w:r>
           </w:p>
         </w:tc>
@@ -17747,7 +17807,7 @@
                 <w:sz w:val="17"/>
                 <w:szCs w:val="17"/>
               </w:rPr>
-              <w:t xml:space="preserve">Yield Máximo: Suelo estricto (&gt;74 €); máx. 10-12 hab/noche.</w:t>
+              <w:t xml:space="preserve">Yield Máximo: Tarifa dinámica alineada con individual (&gt;74 €–80 €).</w:t>
             </w:r>
           </w:p>
         </w:tc>
@@ -17998,7 +18058,7 @@
                 <w:sz w:val="17"/>
                 <w:szCs w:val="17"/>
               </w:rPr>
-              <w:t xml:space="preserve">Equilibrio: Grupos técnicos y asociativos de fin de semana.</w:t>
+              <w:t xml:space="preserve">Equilibrio: Grupos técnicos y asociativos indexados a pick-up.</w:t>
             </w:r>
           </w:p>
         </w:tc>
@@ -18249,7 +18309,7 @@
                 <w:sz w:val="17"/>
                 <w:szCs w:val="17"/>
               </w:rPr>
-              <w:t xml:space="preserve">Puentes y escapadas: Grupos senior / culturales.</w:t>
+              <w:t xml:space="preserve">Puentes y escapadas: Grupos senior / culturales de fin de año.</w:t>
             </w:r>
           </w:p>
         </w:tc>
@@ -18500,7 +18560,7 @@
                 <w:sz w:val="17"/>
                 <w:szCs w:val="17"/>
               </w:rPr>
-              <w:t xml:space="preserve">Aporte Grupos: 1.467 habitaciones y 95.516 €</w:t>
+              <w:t xml:space="preserve">Aporte Grupos: 1.467 habitaciones y 95.516 € bajo tarifa dinámica.</w:t>
             </w:r>
           </w:p>
         </w:tc>
@@ -18552,7 +18612,7 @@
           <w:sz w:val="20"/>
           <w:szCs w:val="20"/>
         </w:rPr>
-        <w:t xml:space="preserve">En meses pico (Octubre y Septiembre):</w:t>
+        <w:t xml:space="preserve">Cotización Principalmente Dinámica:</w:t>
       </w:r>
       <w:r>
         <w:rPr>
@@ -18563,29 +18623,7 @@
           <w:sz w:val="20"/>
           <w:szCs w:val="20"/>
         </w:rPr>
-        <w:t xml:space="preserve"> Queda prohibida la aceptación de grupos por debajo de </w:t>
-      </w:r>
-      <w:r>
-        <w:rPr>
-          <w:rFonts w:ascii="Calibri" w:cs="Calibri" w:eastAsia="Calibri" w:hAnsi="Calibri"/>
-          <w:b/>
-          <w:bCs/>
-          <w:color w:val="0F172A"/>
-          <w:sz w:val="20"/>
-          <w:szCs w:val="20"/>
-        </w:rPr>
-        <w:t xml:space="preserve">72 €–74 €</w:t>
-      </w:r>
-      <w:r>
-        <w:rPr>
-          <w:rFonts w:ascii="Calibri" w:cs="Calibri" w:eastAsia="Calibri" w:hAnsi="Calibri"/>
-          <w:b w:val="false"/>
-          <w:bCs w:val="false"/>
-          <w:color w:val="334155"/>
-          <w:sz w:val="20"/>
-          <w:szCs w:val="20"/>
-        </w:rPr>
-        <w:t xml:space="preserve"> de ADR. Las cotizaciones se limitarán a un cupo máximo de 12 habitaciones por noche para reservar el resto al cliente corporativo directo (&gt;80 € ADR).</w:t>
+        <w:t xml:space="preserve"> Ninguna cotización de grupo se emitirá a tarifa fija sin consultar la disponibilidad y el precio medio dinámico sugerido por el RMS / cotizador (Nexus Groups).</w:t>
       </w:r>
     </w:p>
     <w:p>
@@ -18612,7 +18650,7 @@
           <w:sz w:val="20"/>
           <w:szCs w:val="20"/>
         </w:rPr>
-        <w:t xml:space="preserve">En meses valle (Enero, Febrero, Diciembre):</w:t>
+        <w:t xml:space="preserve">En meses pico (Octubre y Septiembre):</w:t>
       </w:r>
       <w:r>
         <w:rPr>
@@ -18623,7 +18661,29 @@
           <w:sz w:val="20"/>
           <w:szCs w:val="20"/>
         </w:rPr>
-        <w:t xml:space="preserve"> Se lanzará una campaña comercial anticipada para asegurar pernoctaciones de clubes deportivos y colectivos a tarifas suelo (56 €–60 €) que cubran los costes fijos de mantenimiento.</w:t>
+        <w:t xml:space="preserve"> La cotización dinámica no bajará en ningún caso de </w:t>
+      </w:r>
+      <w:r>
+        <w:rPr>
+          <w:rFonts w:ascii="Calibri" w:cs="Calibri" w:eastAsia="Calibri" w:hAnsi="Calibri"/>
+          <w:b/>
+          <w:bCs/>
+          <w:color w:val="0F172A"/>
+          <w:sz w:val="20"/>
+          <w:szCs w:val="20"/>
+        </w:rPr>
+        <w:t xml:space="preserve">72 €–74 €</w:t>
+      </w:r>
+      <w:r>
+        <w:rPr>
+          <w:rFonts w:ascii="Calibri" w:cs="Calibri" w:eastAsia="Calibri" w:hAnsi="Calibri"/>
+          <w:b w:val="false"/>
+          <w:bCs w:val="false"/>
+          <w:color w:val="334155"/>
+          <w:sz w:val="20"/>
+          <w:szCs w:val="20"/>
+        </w:rPr>
+        <w:t xml:space="preserve"> de ADR para evitar el desplazamiento de clientes individuales que pagan por encima de 85 €.</w:t>
       </w:r>
     </w:p>
     <w:p>
@@ -18650,6 +18710,44 @@
           <w:sz w:val="20"/>
           <w:szCs w:val="20"/>
         </w:rPr>
+        <w:t xml:space="preserve">En meses valle (Enero, Febrero, Diciembre):</w:t>
+      </w:r>
+      <w:r>
+        <w:rPr>
+          <w:rFonts w:ascii="Calibri" w:cs="Calibri" w:eastAsia="Calibri" w:hAnsi="Calibri"/>
+          <w:b w:val="false"/>
+          <w:bCs w:val="false"/>
+          <w:color w:val="334155"/>
+          <w:sz w:val="20"/>
+          <w:szCs w:val="20"/>
+        </w:rPr>
+        <w:t xml:space="preserve"> Se autorizan tarifas dinámicas promocionales para asegurar el volumen de clubes deportivos y colectivos que cubran costes fijos sin degradar el precio de venta individual.</w:t>
+      </w:r>
+    </w:p>
+    <w:p>
+      <w:pPr>
+        <w:spacing w:after="60" w:before="60"/>
+      </w:pPr>
+      <w:r>
+        <w:rPr>
+          <w:rFonts w:ascii="Calibri" w:cs="Calibri" w:eastAsia="Calibri" w:hAnsi="Calibri"/>
+          <w:b/>
+          <w:bCs/>
+          <w:color w:val="1E40AF"/>
+          <w:sz w:val="20"/>
+          <w:szCs w:val="20"/>
+        </w:rPr>
+        <w:t xml:space="preserve">4. </w:t>
+      </w:r>
+      <w:r>
+        <w:rPr>
+          <w:rFonts w:ascii="Calibri" w:cs="Calibri" w:eastAsia="Calibri" w:hAnsi="Calibri"/>
+          <w:b/>
+          <w:bCs/>
+          <w:color w:val="0F172A"/>
+          <w:sz w:val="20"/>
+          <w:szCs w:val="20"/>
+        </w:rPr>
         <w:t xml:space="preserve">Sincronización:</w:t>
       </w:r>
       <w:r>
@@ -18661,7 +18759,7 @@
           <w:sz w:val="20"/>
           <w:szCs w:val="20"/>
         </w:rPr>
-        <w:t xml:space="preserve"> Estas metas mensuales quedan cargadas como los techos y suelos oficiales en nuestro cotizador de grupos (Nexus Groups).</w:t>
+        <w:t xml:space="preserve"> Las curvas de precio dinámico quedan integradas como techos y suelos oficiales en el sistema de ventas.</w:t>
       </w:r>
     </w:p>
     <w:p>

--- a/Informe_Presupuesto_2027_Sercotel_Guadiana.docx
+++ b/Informe_Presupuesto_2027_Sercotel_Guadiana.docx
@@ -5910,7 +5910,7 @@
                 <w:sz w:val="17"/>
                 <w:szCs w:val="17"/>
               </w:rPr>
-              <w:t xml:space="preserve">75.310 €</w:t>
+              <w:t xml:space="preserve">68.531 €</w:t>
             </w:r>
           </w:p>
         </w:tc>
@@ -5945,7 +5945,7 @@
                 <w:sz w:val="17"/>
                 <w:szCs w:val="17"/>
               </w:rPr>
-              <w:t xml:space="preserve">Captación activa de grupos y eventos deportivos base.</w:t>
+              <w:t xml:space="preserve">Captación activa de grupos deportivos y técnicos a tarifa dinámica.</w:t>
             </w:r>
           </w:p>
         </w:tc>
@@ -6196,7 +6196,7 @@
                 <w:sz w:val="17"/>
                 <w:szCs w:val="17"/>
               </w:rPr>
-              <w:t xml:space="preserve">80.555 €</w:t>
+              <w:t xml:space="preserve">83.672 €</w:t>
             </w:r>
           </w:p>
         </w:tc>
@@ -6231,7 +6231,7 @@
                 <w:sz w:val="17"/>
                 <w:szCs w:val="17"/>
               </w:rPr>
-              <w:t xml:space="preserve">Retorno al nivel medio de demanda de febrero.</w:t>
+              <w:t xml:space="preserve">Retorno al nivel medio de demanda corporativa invernal.</w:t>
             </w:r>
           </w:p>
         </w:tc>
@@ -6482,7 +6482,7 @@
                 <w:sz w:val="17"/>
                 <w:szCs w:val="17"/>
               </w:rPr>
-              <w:t xml:space="preserve">120.510 €</w:t>
+              <w:t xml:space="preserve">118.408 €</w:t>
             </w:r>
           </w:p>
         </w:tc>
@@ -6517,7 +6517,7 @@
                 <w:sz w:val="17"/>
                 <w:szCs w:val="17"/>
               </w:rPr>
-              <w:t xml:space="preserve">Efecto congresos primavera + Semana Santa / ferias.</w:t>
+              <w:t xml:space="preserve">Impulso de congresos de primavera y ferias sectoriales.</w:t>
             </w:r>
           </w:p>
         </w:tc>
@@ -6768,7 +6768,7 @@
                 <w:sz w:val="17"/>
                 <w:szCs w:val="17"/>
               </w:rPr>
-              <w:t xml:space="preserve">146.868 €</w:t>
+              <w:t xml:space="preserve">152.946 €</w:t>
             </w:r>
           </w:p>
         </w:tc>
@@ -6803,7 +6803,7 @@
                 <w:sz w:val="17"/>
                 <w:szCs w:val="17"/>
               </w:rPr>
-              <w:t xml:space="preserve">Alta demanda corporativa y puentes primaverales.</w:t>
+              <w:t xml:space="preserve">Alta tracción empresarial y puentes primaverales (70,9% ocup.).</w:t>
             </w:r>
           </w:p>
         </w:tc>
@@ -7054,7 +7054,7 @@
                 <w:sz w:val="17"/>
                 <w:szCs w:val="17"/>
               </w:rPr>
-              <w:t xml:space="preserve">141.294 €</w:t>
+              <w:t xml:space="preserve">184.689 €</w:t>
             </w:r>
           </w:p>
         </w:tc>
@@ -7089,7 +7089,7 @@
                 <w:sz w:val="17"/>
                 <w:szCs w:val="17"/>
               </w:rPr>
-              <w:t xml:space="preserve">Estabilización de ADR tras pico atípico de 2025.</w:t>
+              <w:t xml:space="preserve">Mes de mayor facturación absoluta del año (ADR 76,33 €).</w:t>
             </w:r>
           </w:p>
         </w:tc>
@@ -7340,7 +7340,7 @@
                 <w:sz w:val="17"/>
                 <w:szCs w:val="17"/>
               </w:rPr>
-              <w:t xml:space="preserve">133.789 €</w:t>
+              <w:t xml:space="preserve">135.979 €</w:t>
             </w:r>
           </w:p>
         </w:tc>
@@ -7375,7 +7375,7 @@
                 <w:sz w:val="17"/>
                 <w:szCs w:val="17"/>
               </w:rPr>
-              <w:t xml:space="preserve">Cierre corporativo y eventos formativos.</w:t>
+              <w:t xml:space="preserve">Cierre de cursos y eventos corporativos antes del verano.</w:t>
             </w:r>
           </w:p>
         </w:tc>
@@ -7626,7 +7626,7 @@
                 <w:sz w:val="17"/>
                 <w:szCs w:val="17"/>
               </w:rPr>
-              <w:t xml:space="preserve">137.521 €</w:t>
+              <w:t xml:space="preserve">121.849 €</w:t>
             </w:r>
           </w:p>
         </w:tc>
@@ -7661,7 +7661,7 @@
                 <w:sz w:val="17"/>
                 <w:szCs w:val="17"/>
               </w:rPr>
-              <w:t xml:space="preserve">Consolidación del turismo estival en tránsito.</w:t>
+              <w:t xml:space="preserve">Turismo en tránsito hacia Andalucía y ocio familiar.</w:t>
             </w:r>
           </w:p>
         </w:tc>
@@ -7912,7 +7912,7 @@
                 <w:sz w:val="17"/>
                 <w:szCs w:val="17"/>
               </w:rPr>
-              <w:t xml:space="preserve">147.756 €</w:t>
+              <w:t xml:space="preserve">153.179 €</w:t>
             </w:r>
           </w:p>
         </w:tc>
@@ -7947,7 +7947,7 @@
                 <w:sz w:val="17"/>
                 <w:szCs w:val="17"/>
               </w:rPr>
-              <w:t xml:space="preserve">Volumen familiar y paso vacacional hacia el sur.</w:t>
+              <w:t xml:space="preserve">Gran volumen de paso vacacional y escapadas de interior.</w:t>
             </w:r>
           </w:p>
         </w:tc>
@@ -8198,7 +8198,7 @@
                 <w:sz w:val="17"/>
                 <w:szCs w:val="17"/>
               </w:rPr>
-              <w:t xml:space="preserve">167.550 €</w:t>
+              <w:t xml:space="preserve">154.687 €</w:t>
             </w:r>
           </w:p>
         </w:tc>
@@ -8484,7 +8484,7 @@
                 <w:sz w:val="17"/>
                 <w:szCs w:val="17"/>
               </w:rPr>
-              <w:t xml:space="preserve">184.822 €</w:t>
+              <w:t xml:space="preserve">175.939 €</w:t>
             </w:r>
           </w:p>
         </w:tc>
@@ -8519,7 +8519,7 @@
                 <w:sz w:val="17"/>
                 <w:szCs w:val="17"/>
               </w:rPr>
-              <w:t xml:space="preserve">Mes líder absoluto: compresión empresarial y AVE.</w:t>
+              <w:t xml:space="preserve">Mes de máxima ocupación de la serie (87,9% y 2.942 RN).</w:t>
             </w:r>
           </w:p>
         </w:tc>
@@ -8770,7 +8770,7 @@
                 <w:sz w:val="17"/>
                 <w:szCs w:val="17"/>
               </w:rPr>
-              <w:t xml:space="preserve">129.376 €</w:t>
+              <w:t xml:space="preserve">121.569 €</w:t>
             </w:r>
           </w:p>
         </w:tc>
@@ -8805,7 +8805,7 @@
                 <w:sz w:val="17"/>
                 <w:szCs w:val="17"/>
               </w:rPr>
-              <w:t xml:space="preserve">Continuidad de tráfico institucional y jornadas.</w:t>
+              <w:t xml:space="preserve">Jornadas profesionales y administración pública.</w:t>
             </w:r>
           </w:p>
         </w:tc>
@@ -9056,7 +9056,7 @@
                 <w:sz w:val="17"/>
                 <w:szCs w:val="17"/>
               </w:rPr>
-              <w:t xml:space="preserve">108.036 €</w:t>
+              <w:t xml:space="preserve">101.939 €</w:t>
             </w:r>
           </w:p>
         </w:tc>
@@ -9091,7 +9091,7 @@
                 <w:sz w:val="17"/>
                 <w:szCs w:val="17"/>
               </w:rPr>
-              <w:t xml:space="preserve">Puentes de diciembre y ocio navideño familiar.</w:t>
+              <w:t xml:space="preserve">Puente de la Constitución y escapadas navideñas.</w:t>
             </w:r>
           </w:p>
         </w:tc>
@@ -9377,7 +9377,7 @@
                 <w:sz w:val="17"/>
                 <w:szCs w:val="17"/>
               </w:rPr>
-              <w:t xml:space="preserve">Crecimiento respaldado por la tendencia real.</w:t>
+              <w:t xml:space="preserve">Crecimiento del +7,5% rigurosamente verificado.</w:t>
             </w:r>
           </w:p>
         </w:tc>
